--- a/Documentation - RAM Simulator.docx
+++ b/Documentation - RAM Simulator.docx
@@ -1036,6 +1036,10 @@
         <w:sdt>
           <w:sdtPr>
             <w:rPr>
+              <w:rFonts w:ascii="Arial" w:eastAsia="Arial" w:hAnsi="Arial" w:cs="Arial"/>
+              <w:color w:val="595959"/>
+              <w:sz w:val="20"/>
+              <w:szCs w:val="20"/>
               <w:lang w:val="en-GB"/>
             </w:rPr>
             <w:id w:val="1402485367"/>
@@ -1046,12 +1050,8 @@
           </w:sdtPr>
           <w:sdtEndPr>
             <w:rPr>
-              <w:rFonts w:ascii="Arial" w:eastAsia="Arial" w:hAnsi="Arial" w:cs="Arial"/>
               <w:b/>
               <w:bCs/>
-              <w:color w:val="595959"/>
-              <w:sz w:val="20"/>
-              <w:szCs w:val="20"/>
             </w:rPr>
           </w:sdtEndPr>
           <w:sdtContent>
@@ -3156,6 +3156,9 @@
         <w:spacing w:before="40" w:after="40"/>
       </w:pPr>
       <w:r>
+        <w:rPr>
+          <w:noProof/>
+        </w:rPr>
         <w:drawing>
           <wp:anchor distT="0" distB="0" distL="114300" distR="114300" simplePos="0" relativeHeight="251662336" behindDoc="0" locked="0" layoutInCell="1" allowOverlap="1" wp14:anchorId="507586BA" wp14:editId="66247F87">
             <wp:simplePos x="0" y="0"/>
@@ -3216,10 +3219,7 @@
       </w:r>
       <w:proofErr w:type="gramStart"/>
       <w:r>
-        <w:t xml:space="preserve">next </w:t>
-      </w:r>
-      <w:r>
-        <w:t>:</w:t>
+        <w:t>next :</w:t>
       </w:r>
       <w:proofErr w:type="gramEnd"/>
       <w:r>
@@ -3326,12 +3326,6 @@
         <w:gridCol w:w="6560"/>
       </w:tblGrid>
       <w:tr>
-        <w:tblPrEx>
-          <w:tblCellMar>
-            <w:top w:w="0" w:type="dxa"/>
-            <w:bottom w:w="0" w:type="dxa"/>
-          </w:tblCellMar>
-        </w:tblPrEx>
         <w:tc>
           <w:tcPr>
             <w:tcW w:w="2800" w:type="dxa"/>
@@ -3398,12 +3392,6 @@
         </w:tc>
       </w:tr>
       <w:tr>
-        <w:tblPrEx>
-          <w:tblCellMar>
-            <w:top w:w="0" w:type="dxa"/>
-            <w:bottom w:w="0" w:type="dxa"/>
-          </w:tblCellMar>
-        </w:tblPrEx>
         <w:tc>
           <w:tcPr>
             <w:tcW w:w="2800" w:type="dxa"/>
@@ -3489,12 +3477,6 @@
         </w:tc>
       </w:tr>
       <w:tr>
-        <w:tblPrEx>
-          <w:tblCellMar>
-            <w:top w:w="0" w:type="dxa"/>
-            <w:bottom w:w="0" w:type="dxa"/>
-          </w:tblCellMar>
-        </w:tblPrEx>
         <w:tc>
           <w:tcPr>
             <w:tcW w:w="2800" w:type="dxa"/>
@@ -3584,12 +3566,6 @@
         </w:tc>
       </w:tr>
       <w:tr>
-        <w:tblPrEx>
-          <w:tblCellMar>
-            <w:top w:w="0" w:type="dxa"/>
-            <w:bottom w:w="0" w:type="dxa"/>
-          </w:tblCellMar>
-        </w:tblPrEx>
         <w:tc>
           <w:tcPr>
             <w:tcW w:w="2800" w:type="dxa"/>
@@ -3698,12 +3674,6 @@
         </w:tc>
       </w:tr>
       <w:tr>
-        <w:tblPrEx>
-          <w:tblCellMar>
-            <w:top w:w="0" w:type="dxa"/>
-            <w:bottom w:w="0" w:type="dxa"/>
-          </w:tblCellMar>
-        </w:tblPrEx>
         <w:tc>
           <w:tcPr>
             <w:tcW w:w="2800" w:type="dxa"/>
@@ -3801,12 +3771,6 @@
         </w:tc>
       </w:tr>
       <w:tr>
-        <w:tblPrEx>
-          <w:tblCellMar>
-            <w:top w:w="0" w:type="dxa"/>
-            <w:bottom w:w="0" w:type="dxa"/>
-          </w:tblCellMar>
-        </w:tblPrEx>
         <w:tc>
           <w:tcPr>
             <w:tcW w:w="2800" w:type="dxa"/>
@@ -3921,12 +3885,6 @@
         </w:tc>
       </w:tr>
       <w:tr>
-        <w:tblPrEx>
-          <w:tblCellMar>
-            <w:top w:w="0" w:type="dxa"/>
-            <w:bottom w:w="0" w:type="dxa"/>
-          </w:tblCellMar>
-        </w:tblPrEx>
         <w:tc>
           <w:tcPr>
             <w:tcW w:w="2800" w:type="dxa"/>
@@ -4024,12 +3982,6 @@
         </w:tc>
       </w:tr>
       <w:tr>
-        <w:tblPrEx>
-          <w:tblCellMar>
-            <w:top w:w="0" w:type="dxa"/>
-            <w:bottom w:w="0" w:type="dxa"/>
-          </w:tblCellMar>
-        </w:tblPrEx>
         <w:tc>
           <w:tcPr>
             <w:tcW w:w="2800" w:type="dxa"/>
@@ -4127,12 +4079,6 @@
         </w:tc>
       </w:tr>
       <w:tr>
-        <w:tblPrEx>
-          <w:tblCellMar>
-            <w:top w:w="0" w:type="dxa"/>
-            <w:bottom w:w="0" w:type="dxa"/>
-          </w:tblCellMar>
-        </w:tblPrEx>
         <w:tc>
           <w:tcPr>
             <w:tcW w:w="2800" w:type="dxa"/>
@@ -4248,12 +4194,6 @@
         </w:tc>
       </w:tr>
       <w:tr>
-        <w:tblPrEx>
-          <w:tblCellMar>
-            <w:top w:w="0" w:type="dxa"/>
-            <w:bottom w:w="0" w:type="dxa"/>
-          </w:tblCellMar>
-        </w:tblPrEx>
         <w:tc>
           <w:tcPr>
             <w:tcW w:w="2800" w:type="dxa"/>
@@ -4315,12 +4255,6 @@
         </w:tc>
       </w:tr>
       <w:tr>
-        <w:tblPrEx>
-          <w:tblCellMar>
-            <w:top w:w="0" w:type="dxa"/>
-            <w:bottom w:w="0" w:type="dxa"/>
-          </w:tblCellMar>
-        </w:tblPrEx>
         <w:tc>
           <w:tcPr>
             <w:tcW w:w="2800" w:type="dxa"/>
@@ -4410,12 +4344,6 @@
         </w:tc>
       </w:tr>
       <w:tr>
-        <w:tblPrEx>
-          <w:tblCellMar>
-            <w:top w:w="0" w:type="dxa"/>
-            <w:bottom w:w="0" w:type="dxa"/>
-          </w:tblCellMar>
-        </w:tblPrEx>
         <w:tc>
           <w:tcPr>
             <w:tcW w:w="2800" w:type="dxa"/>
@@ -4579,12 +4507,6 @@
         <w:gridCol w:w="960"/>
       </w:tblGrid>
       <w:tr>
-        <w:tblPrEx>
-          <w:tblCellMar>
-            <w:top w:w="0" w:type="dxa"/>
-            <w:bottom w:w="0" w:type="dxa"/>
-          </w:tblCellMar>
-        </w:tblPrEx>
         <w:tc>
           <w:tcPr>
             <w:tcW w:w="800" w:type="dxa"/>
@@ -4907,12 +4829,6 @@
         </w:tc>
       </w:tr>
       <w:tr>
-        <w:tblPrEx>
-          <w:tblCellMar>
-            <w:top w:w="0" w:type="dxa"/>
-            <w:bottom w:w="0" w:type="dxa"/>
-          </w:tblCellMar>
-        </w:tblPrEx>
         <w:tc>
           <w:tcPr>
             <w:tcW w:w="800" w:type="dxa"/>
@@ -5255,12 +5171,6 @@
         </w:tc>
       </w:tr>
       <w:tr>
-        <w:tblPrEx>
-          <w:tblCellMar>
-            <w:top w:w="0" w:type="dxa"/>
-            <w:bottom w:w="0" w:type="dxa"/>
-          </w:tblCellMar>
-        </w:tblPrEx>
         <w:tc>
           <w:tcPr>
             <w:tcW w:w="800" w:type="dxa"/>
@@ -5573,12 +5483,6 @@
         </w:tc>
       </w:tr>
       <w:tr>
-        <w:tblPrEx>
-          <w:tblCellMar>
-            <w:top w:w="0" w:type="dxa"/>
-            <w:bottom w:w="0" w:type="dxa"/>
-          </w:tblCellMar>
-        </w:tblPrEx>
         <w:tc>
           <w:tcPr>
             <w:tcW w:w="800" w:type="dxa"/>
@@ -5956,12 +5860,6 @@
         <w:gridCol w:w="724"/>
       </w:tblGrid>
       <w:tr>
-        <w:tblPrEx>
-          <w:tblCellMar>
-            <w:top w:w="0" w:type="dxa"/>
-            <w:bottom w:w="0" w:type="dxa"/>
-          </w:tblCellMar>
-        </w:tblPrEx>
         <w:tc>
           <w:tcPr>
             <w:tcW w:w="600" w:type="dxa"/>
@@ -6284,12 +6182,6 @@
         </w:tc>
       </w:tr>
       <w:tr>
-        <w:tblPrEx>
-          <w:tblCellMar>
-            <w:top w:w="0" w:type="dxa"/>
-            <w:bottom w:w="0" w:type="dxa"/>
-          </w:tblCellMar>
-        </w:tblPrEx>
         <w:tc>
           <w:tcPr>
             <w:tcW w:w="600" w:type="dxa"/>
@@ -6682,6 +6574,9 @@
         <w:jc w:val="both"/>
       </w:pPr>
       <w:r>
+        <w:rPr>
+          <w:noProof/>
+        </w:rPr>
         <w:drawing>
           <wp:inline distT="0" distB="0" distL="0" distR="0" wp14:anchorId="0ACF89B5" wp14:editId="209916CC">
             <wp:extent cx="6400800" cy="1763395"/>
@@ -6740,12 +6635,6 @@
         <w:gridCol w:w="10060"/>
       </w:tblGrid>
       <w:tr>
-        <w:tblPrEx>
-          <w:tblCellMar>
-            <w:top w:w="0" w:type="dxa"/>
-            <w:bottom w:w="0" w:type="dxa"/>
-          </w:tblCellMar>
-        </w:tblPrEx>
         <w:tc>
           <w:tcPr>
             <w:tcW w:w="0" w:type="auto"/>
@@ -6865,12 +6754,13 @@
       <w:r>
         <w:rPr>
           <w:rFonts w:ascii="Courier New" w:eastAsia="Courier New" w:hAnsi="Courier New" w:cs="Courier New"/>
+          <w:noProof/>
           <w:color w:val="CDD6F4"/>
           <w:sz w:val="18"/>
           <w:szCs w:val="18"/>
         </w:rPr>
         <w:drawing>
-          <wp:anchor distT="0" distB="0" distL="114300" distR="114300" simplePos="0" relativeHeight="251663360" behindDoc="0" locked="0" layoutInCell="1" allowOverlap="1" wp14:anchorId="72C6A21A" wp14:editId="09A2B609">
+          <wp:anchor distT="0" distB="0" distL="114300" distR="114300" simplePos="0" relativeHeight="251663360" behindDoc="0" locked="0" layoutInCell="1" allowOverlap="1" wp14:anchorId="72C6A21A" wp14:editId="47C8B448">
             <wp:simplePos x="0" y="0"/>
             <wp:positionH relativeFrom="margin">
               <wp:align>center</wp:align>
@@ -6981,12 +6871,6 @@
         <w:gridCol w:w="9360"/>
       </w:tblGrid>
       <w:tr>
-        <w:tblPrEx>
-          <w:tblCellMar>
-            <w:top w:w="0" w:type="dxa"/>
-            <w:bottom w:w="0" w:type="dxa"/>
-          </w:tblCellMar>
-        </w:tblPrEx>
         <w:tc>
           <w:tcPr>
             <w:tcW w:w="9360" w:type="dxa"/>
@@ -7114,12 +6998,13 @@
       <w:r>
         <w:rPr>
           <w:rFonts w:ascii="Courier New" w:eastAsia="Courier New" w:hAnsi="Courier New" w:cs="Courier New"/>
+          <w:noProof/>
           <w:color w:val="CDD6F4"/>
           <w:sz w:val="18"/>
           <w:szCs w:val="18"/>
         </w:rPr>
         <w:drawing>
-          <wp:anchor distT="0" distB="0" distL="114300" distR="114300" simplePos="0" relativeHeight="251664384" behindDoc="0" locked="0" layoutInCell="1" allowOverlap="1" wp14:anchorId="26D30F37" wp14:editId="1F2E6955">
+          <wp:anchor distT="0" distB="0" distL="114300" distR="114300" simplePos="0" relativeHeight="251664384" behindDoc="0" locked="0" layoutInCell="1" allowOverlap="1" wp14:anchorId="26D30F37" wp14:editId="259E5FAA">
             <wp:simplePos x="0" y="0"/>
             <wp:positionH relativeFrom="margin">
               <wp:posOffset>544830</wp:posOffset>
@@ -7214,12 +7099,6 @@
         <w:gridCol w:w="9360"/>
       </w:tblGrid>
       <w:tr>
-        <w:tblPrEx>
-          <w:tblCellMar>
-            <w:top w:w="0" w:type="dxa"/>
-            <w:bottom w:w="0" w:type="dxa"/>
-          </w:tblCellMar>
-        </w:tblPrEx>
         <w:tc>
           <w:tcPr>
             <w:tcW w:w="9360" w:type="dxa"/>
@@ -7304,12 +7183,13 @@
       <w:r>
         <w:rPr>
           <w:rFonts w:ascii="Courier New" w:eastAsia="Courier New" w:hAnsi="Courier New" w:cs="Courier New"/>
+          <w:noProof/>
           <w:color w:val="CDD6F4"/>
           <w:sz w:val="18"/>
           <w:szCs w:val="18"/>
         </w:rPr>
         <w:drawing>
-          <wp:anchor distT="0" distB="0" distL="114300" distR="114300" simplePos="0" relativeHeight="251665408" behindDoc="0" locked="0" layoutInCell="1" allowOverlap="1" wp14:anchorId="78274BC5" wp14:editId="213A6A23">
+          <wp:anchor distT="0" distB="0" distL="114300" distR="114300" simplePos="0" relativeHeight="251665408" behindDoc="0" locked="0" layoutInCell="1" allowOverlap="1" wp14:anchorId="78274BC5" wp14:editId="5511C423">
             <wp:simplePos x="0" y="0"/>
             <wp:positionH relativeFrom="margin">
               <wp:posOffset>316865</wp:posOffset>
@@ -7388,12 +7268,6 @@
         <w:gridCol w:w="9360"/>
       </w:tblGrid>
       <w:tr>
-        <w:tblPrEx>
-          <w:tblCellMar>
-            <w:top w:w="0" w:type="dxa"/>
-            <w:bottom w:w="0" w:type="dxa"/>
-          </w:tblCellMar>
-        </w:tblPrEx>
         <w:tc>
           <w:tcPr>
             <w:tcW w:w="9360" w:type="dxa"/>
@@ -7434,11 +7308,7 @@
         </w:tc>
       </w:tr>
     </w:tbl>
-    <w:p>
-      <w:r>
-        <w:br w:type="page"/>
-      </w:r>
-    </w:p>
+    <w:p/>
     <w:p>
       <w:pPr>
         <w:pStyle w:val="Heading1"/>
@@ -7448,7 +7318,6 @@
       </w:pPr>
       <w:bookmarkStart w:id="10" w:name="_Toc226247947"/>
       <w:r>
-        <w:lastRenderedPageBreak/>
         <w:t>5. Block Splitting &amp; Coalescing</w:t>
       </w:r>
       <w:bookmarkEnd w:id="10"/>
@@ -7757,6 +7626,7 @@
           <w:sz w:val="18"/>
           <w:szCs w:val="18"/>
         </w:rPr>
+        <w:lastRenderedPageBreak/>
         <w:t xml:space="preserve">                                       current-&gt;</w:t>
       </w:r>
       <w:proofErr w:type="spellStart"/>
@@ -9364,12 +9234,6 @@
         <w:gridCol w:w="9360"/>
       </w:tblGrid>
       <w:tr>
-        <w:tblPrEx>
-          <w:tblCellMar>
-            <w:top w:w="0" w:type="dxa"/>
-            <w:bottom w:w="0" w:type="dxa"/>
-          </w:tblCellMar>
-        </w:tblPrEx>
         <w:tc>
           <w:tcPr>
             <w:tcW w:w="9360" w:type="dxa"/>
@@ -9434,762 +9298,6 @@
         </w:pBdr>
       </w:pPr>
       <w:bookmarkStart w:id="13" w:name="_Toc226247950"/>
-      <w:r>
-        <w:t>6. Annotated Simulation Output</w:t>
-      </w:r>
-      <w:bookmarkEnd w:id="13"/>
-    </w:p>
-    <w:p>
-      <w:pPr>
-        <w:pStyle w:val="Heading2"/>
-      </w:pPr>
-      <w:bookmarkStart w:id="14" w:name="_Toc226247951"/>
-      <w:proofErr w:type="gramStart"/>
-      <w:r>
-        <w:t>6.1  Sample</w:t>
-      </w:r>
-      <w:proofErr w:type="gramEnd"/>
-      <w:r>
-        <w:t xml:space="preserve"> Allocation </w:t>
-      </w:r>
-      <w:proofErr w:type="gramStart"/>
-      <w:r>
-        <w:t xml:space="preserve">Trace </w:t>
-      </w:r>
-      <w:r>
-        <w:t>:</w:t>
-      </w:r>
-      <w:proofErr w:type="gramEnd"/>
-      <w:r>
-        <w:t xml:space="preserve"> </w:t>
-      </w:r>
-      <w:proofErr w:type="gramStart"/>
-      <w:r>
-        <w:t>First-Fit</w:t>
-      </w:r>
-      <w:bookmarkEnd w:id="14"/>
-      <w:proofErr w:type="gramEnd"/>
-      <w:r>
-        <w:t xml:space="preserve"> only</w:t>
-      </w:r>
-    </w:p>
-    <w:p>
-      <w:pPr>
-        <w:spacing w:before="80" w:after="100" w:line="340" w:lineRule="auto"/>
-        <w:jc w:val="both"/>
-      </w:pPr>
-      <w:r>
-        <w:t>The following is a representative annotated console output for the First-Fit algorithm after 10 randomised stress-test allocations:</w:t>
-      </w:r>
-    </w:p>
-    <w:p>
-      <w:pPr>
-        <w:shd w:val="clear" w:color="auto" w:fill="1E1E2E"/>
-      </w:pPr>
-      <w:r>
-        <w:rPr>
-          <w:rFonts w:ascii="Courier New" w:eastAsia="Courier New" w:hAnsi="Courier New" w:cs="Courier New"/>
-          <w:color w:val="CDD6F4"/>
-          <w:sz w:val="18"/>
-          <w:szCs w:val="18"/>
-        </w:rPr>
-        <w:t xml:space="preserve">&gt;&gt;&gt; EXECUTING: </w:t>
-      </w:r>
-      <w:proofErr w:type="gramStart"/>
-      <w:r>
-        <w:rPr>
-          <w:rFonts w:ascii="Courier New" w:eastAsia="Courier New" w:hAnsi="Courier New" w:cs="Courier New"/>
-          <w:color w:val="CDD6F4"/>
-          <w:sz w:val="18"/>
-          <w:szCs w:val="18"/>
-        </w:rPr>
-        <w:t>First-Fit</w:t>
-      </w:r>
-      <w:proofErr w:type="gramEnd"/>
-      <w:r>
-        <w:rPr>
-          <w:rFonts w:ascii="Courier New" w:eastAsia="Courier New" w:hAnsi="Courier New" w:cs="Courier New"/>
-          <w:color w:val="CDD6F4"/>
-          <w:sz w:val="18"/>
-          <w:szCs w:val="18"/>
-        </w:rPr>
-        <w:t xml:space="preserve"> &lt;&lt;&lt;</w:t>
-      </w:r>
-    </w:p>
-    <w:p>
-      <w:pPr>
-        <w:shd w:val="clear" w:color="auto" w:fill="1E1E2E"/>
-      </w:pPr>
-      <w:r>
-        <w:rPr>
-          <w:rFonts w:ascii="Courier New" w:eastAsia="Courier New" w:hAnsi="Courier New" w:cs="Courier New"/>
-          <w:color w:val="CDD6F4"/>
-          <w:sz w:val="18"/>
-          <w:szCs w:val="18"/>
-        </w:rPr>
-        <w:t xml:space="preserve"> </w:t>
-      </w:r>
-    </w:p>
-    <w:p>
-      <w:pPr>
-        <w:shd w:val="clear" w:color="auto" w:fill="1E1E2E"/>
-      </w:pPr>
-      <w:r>
-        <w:rPr>
-          <w:rFonts w:ascii="Courier New" w:eastAsia="Courier New" w:hAnsi="Courier New" w:cs="Courier New"/>
-          <w:color w:val="CDD6F4"/>
-          <w:sz w:val="18"/>
-          <w:szCs w:val="18"/>
-        </w:rPr>
-        <w:t>[</w:t>
-      </w:r>
-      <w:proofErr w:type="gramStart"/>
-      <w:r>
-        <w:rPr>
-          <w:rFonts w:ascii="Courier New" w:eastAsia="Courier New" w:hAnsi="Courier New" w:cs="Courier New"/>
-          <w:color w:val="CDD6F4"/>
-          <w:sz w:val="18"/>
-          <w:szCs w:val="18"/>
-        </w:rPr>
-        <w:t>First-Fit</w:t>
-      </w:r>
-      <w:proofErr w:type="gramEnd"/>
-      <w:r>
-        <w:rPr>
-          <w:rFonts w:ascii="Courier New" w:eastAsia="Courier New" w:hAnsi="Courier New" w:cs="Courier New"/>
-          <w:color w:val="CDD6F4"/>
-          <w:sz w:val="18"/>
-          <w:szCs w:val="18"/>
-        </w:rPr>
-        <w:t>] Process P1 allocated 73 KB. Chunk 0 split! Remainder: 27 KB.</w:t>
-      </w:r>
-    </w:p>
-    <w:p>
-      <w:pPr>
-        <w:shd w:val="clear" w:color="auto" w:fill="1E1E2E"/>
-      </w:pPr>
-      <w:r>
-        <w:rPr>
-          <w:rFonts w:ascii="Courier New" w:eastAsia="Courier New" w:hAnsi="Courier New" w:cs="Courier New"/>
-          <w:color w:val="CDD6F4"/>
-          <w:sz w:val="18"/>
-          <w:szCs w:val="18"/>
-        </w:rPr>
-        <w:t xml:space="preserve">  ↑ BLK 0 (100 KB) → P1 takes 73 KB; 27 KB remainder → new BLK 10</w:t>
-      </w:r>
-    </w:p>
-    <w:p>
-      <w:pPr>
-        <w:shd w:val="clear" w:color="auto" w:fill="1E1E2E"/>
-      </w:pPr>
-      <w:r>
-        <w:rPr>
-          <w:rFonts w:ascii="Courier New" w:eastAsia="Courier New" w:hAnsi="Courier New" w:cs="Courier New"/>
-          <w:color w:val="CDD6F4"/>
-          <w:sz w:val="18"/>
-          <w:szCs w:val="18"/>
-        </w:rPr>
-        <w:t xml:space="preserve"> </w:t>
-      </w:r>
-    </w:p>
-    <w:p>
-      <w:pPr>
-        <w:shd w:val="clear" w:color="auto" w:fill="1E1E2E"/>
-      </w:pPr>
-      <w:r>
-        <w:rPr>
-          <w:rFonts w:ascii="Courier New" w:eastAsia="Courier New" w:hAnsi="Courier New" w:cs="Courier New"/>
-          <w:color w:val="CDD6F4"/>
-          <w:sz w:val="18"/>
-          <w:szCs w:val="18"/>
-        </w:rPr>
-        <w:t>[</w:t>
-      </w:r>
-      <w:proofErr w:type="gramStart"/>
-      <w:r>
-        <w:rPr>
-          <w:rFonts w:ascii="Courier New" w:eastAsia="Courier New" w:hAnsi="Courier New" w:cs="Courier New"/>
-          <w:color w:val="CDD6F4"/>
-          <w:sz w:val="18"/>
-          <w:szCs w:val="18"/>
-        </w:rPr>
-        <w:t>First-Fit</w:t>
-      </w:r>
-      <w:proofErr w:type="gramEnd"/>
-      <w:r>
-        <w:rPr>
-          <w:rFonts w:ascii="Courier New" w:eastAsia="Courier New" w:hAnsi="Courier New" w:cs="Courier New"/>
-          <w:color w:val="CDD6F4"/>
-          <w:sz w:val="18"/>
-          <w:szCs w:val="18"/>
-        </w:rPr>
-        <w:t>] Process P2 allocated 27 KB. (No split).</w:t>
-      </w:r>
-    </w:p>
-    <w:p>
-      <w:pPr>
-        <w:shd w:val="clear" w:color="auto" w:fill="1E1E2E"/>
-      </w:pPr>
-      <w:r>
-        <w:rPr>
-          <w:rFonts w:ascii="Courier New" w:eastAsia="Courier New" w:hAnsi="Courier New" w:cs="Courier New"/>
-          <w:color w:val="CDD6F4"/>
-          <w:sz w:val="18"/>
-          <w:szCs w:val="18"/>
-        </w:rPr>
-        <w:t xml:space="preserve">  ↑ Remainder BLK 10 (27 KB) fits P2 </w:t>
-      </w:r>
-      <w:proofErr w:type="gramStart"/>
-      <w:r>
-        <w:rPr>
-          <w:rFonts w:ascii="Courier New" w:eastAsia="Courier New" w:hAnsi="Courier New" w:cs="Courier New"/>
-          <w:color w:val="CDD6F4"/>
-          <w:sz w:val="18"/>
-          <w:szCs w:val="18"/>
-        </w:rPr>
-        <w:t xml:space="preserve">exactly </w:t>
-      </w:r>
-      <w:r>
-        <w:rPr>
-          <w:rFonts w:ascii="Courier New" w:eastAsia="Courier New" w:hAnsi="Courier New" w:cs="Courier New"/>
-          <w:color w:val="CDD6F4"/>
-          <w:sz w:val="18"/>
-          <w:szCs w:val="18"/>
-        </w:rPr>
-        <w:t>:</w:t>
-      </w:r>
-      <w:proofErr w:type="gramEnd"/>
-      <w:r>
-        <w:rPr>
-          <w:rFonts w:ascii="Courier New" w:eastAsia="Courier New" w:hAnsi="Courier New" w:cs="Courier New"/>
-          <w:color w:val="CDD6F4"/>
-          <w:sz w:val="18"/>
-          <w:szCs w:val="18"/>
-        </w:rPr>
-        <w:t xml:space="preserve"> no split needed</w:t>
-      </w:r>
-    </w:p>
-    <w:p>
-      <w:pPr>
-        <w:shd w:val="clear" w:color="auto" w:fill="1E1E2E"/>
-      </w:pPr>
-      <w:r>
-        <w:rPr>
-          <w:rFonts w:ascii="Courier New" w:eastAsia="Courier New" w:hAnsi="Courier New" w:cs="Courier New"/>
-          <w:color w:val="CDD6F4"/>
-          <w:sz w:val="18"/>
-          <w:szCs w:val="18"/>
-        </w:rPr>
-        <w:t xml:space="preserve"> </w:t>
-      </w:r>
-    </w:p>
-    <w:p>
-      <w:pPr>
-        <w:shd w:val="clear" w:color="auto" w:fill="1E1E2E"/>
-      </w:pPr>
-      <w:r>
-        <w:rPr>
-          <w:rFonts w:ascii="Courier New" w:eastAsia="Courier New" w:hAnsi="Courier New" w:cs="Courier New"/>
-          <w:color w:val="CDD6F4"/>
-          <w:sz w:val="18"/>
-          <w:szCs w:val="18"/>
-        </w:rPr>
-        <w:t>[</w:t>
-      </w:r>
-      <w:proofErr w:type="gramStart"/>
-      <w:r>
-        <w:rPr>
-          <w:rFonts w:ascii="Courier New" w:eastAsia="Courier New" w:hAnsi="Courier New" w:cs="Courier New"/>
-          <w:color w:val="CDD6F4"/>
-          <w:sz w:val="18"/>
-          <w:szCs w:val="18"/>
-        </w:rPr>
-        <w:t>First-Fit</w:t>
-      </w:r>
-      <w:proofErr w:type="gramEnd"/>
-      <w:r>
-        <w:rPr>
-          <w:rFonts w:ascii="Courier New" w:eastAsia="Courier New" w:hAnsi="Courier New" w:cs="Courier New"/>
-          <w:color w:val="CDD6F4"/>
-          <w:sz w:val="18"/>
-          <w:szCs w:val="18"/>
-        </w:rPr>
-        <w:t>] Process P3 allocated 48 KB. Chunk 1 split! Remainder: 2 KB.</w:t>
-      </w:r>
-    </w:p>
-    <w:p>
-      <w:pPr>
-        <w:shd w:val="clear" w:color="auto" w:fill="1E1E2E"/>
-      </w:pPr>
-      <w:r>
-        <w:rPr>
-          <w:rFonts w:ascii="Courier New" w:eastAsia="Courier New" w:hAnsi="Courier New" w:cs="Courier New"/>
-          <w:color w:val="CDD6F4"/>
-          <w:sz w:val="18"/>
-          <w:szCs w:val="18"/>
-        </w:rPr>
-        <w:t xml:space="preserve">  ↑ BLK 1 (50 KB) → 2 KB residue below 20 KB </w:t>
-      </w:r>
-      <w:proofErr w:type="gramStart"/>
-      <w:r>
-        <w:rPr>
-          <w:rFonts w:ascii="Courier New" w:eastAsia="Courier New" w:hAnsi="Courier New" w:cs="Courier New"/>
-          <w:color w:val="CDD6F4"/>
-          <w:sz w:val="18"/>
-          <w:szCs w:val="18"/>
-        </w:rPr>
-        <w:t xml:space="preserve">threshold </w:t>
-      </w:r>
-      <w:r>
-        <w:rPr>
-          <w:rFonts w:ascii="Courier New" w:eastAsia="Courier New" w:hAnsi="Courier New" w:cs="Courier New"/>
-          <w:color w:val="CDD6F4"/>
-          <w:sz w:val="18"/>
-          <w:szCs w:val="18"/>
-        </w:rPr>
-        <w:t>:</w:t>
-      </w:r>
-      <w:proofErr w:type="gramEnd"/>
-      <w:r>
-        <w:rPr>
-          <w:rFonts w:ascii="Courier New" w:eastAsia="Courier New" w:hAnsi="Courier New" w:cs="Courier New"/>
-          <w:color w:val="CDD6F4"/>
-          <w:sz w:val="18"/>
-          <w:szCs w:val="18"/>
-        </w:rPr>
-        <w:t xml:space="preserve"> not split</w:t>
-      </w:r>
-    </w:p>
-    <w:p>
-      <w:pPr>
-        <w:shd w:val="clear" w:color="auto" w:fill="1E1E2E"/>
-      </w:pPr>
-      <w:r>
-        <w:rPr>
-          <w:rFonts w:ascii="Courier New" w:eastAsia="Courier New" w:hAnsi="Courier New" w:cs="Courier New"/>
-          <w:color w:val="CDD6F4"/>
-          <w:sz w:val="18"/>
-          <w:szCs w:val="18"/>
-        </w:rPr>
-        <w:t xml:space="preserve"> </w:t>
-      </w:r>
-    </w:p>
-    <w:p>
-      <w:pPr>
-        <w:shd w:val="clear" w:color="auto" w:fill="1E1E2E"/>
-      </w:pPr>
-      <w:r>
-        <w:rPr>
-          <w:rFonts w:ascii="Courier New" w:eastAsia="Courier New" w:hAnsi="Courier New" w:cs="Courier New"/>
-          <w:color w:val="CDD6F4"/>
-          <w:sz w:val="18"/>
-          <w:szCs w:val="18"/>
-        </w:rPr>
-        <w:t>[ERROR] Allocation FAILED for Process P8 (135 KB). No contiguous block large enough.</w:t>
-      </w:r>
-    </w:p>
-    <w:p>
-      <w:pPr>
-        <w:shd w:val="clear" w:color="auto" w:fill="1E1E2E"/>
-      </w:pPr>
-      <w:r>
-        <w:rPr>
-          <w:rFonts w:ascii="Courier New" w:eastAsia="Courier New" w:hAnsi="Courier New" w:cs="Courier New"/>
-          <w:color w:val="CDD6F4"/>
-          <w:sz w:val="18"/>
-          <w:szCs w:val="18"/>
-        </w:rPr>
-        <w:t xml:space="preserve">  ↑ All remaining free blocks &lt; 135 </w:t>
-      </w:r>
-      <w:proofErr w:type="gramStart"/>
-      <w:r>
-        <w:rPr>
-          <w:rFonts w:ascii="Courier New" w:eastAsia="Courier New" w:hAnsi="Courier New" w:cs="Courier New"/>
-          <w:color w:val="CDD6F4"/>
-          <w:sz w:val="18"/>
-          <w:szCs w:val="18"/>
-        </w:rPr>
-        <w:t xml:space="preserve">KB </w:t>
-      </w:r>
-      <w:r>
-        <w:rPr>
-          <w:rFonts w:ascii="Courier New" w:eastAsia="Courier New" w:hAnsi="Courier New" w:cs="Courier New"/>
-          <w:color w:val="CDD6F4"/>
-          <w:sz w:val="18"/>
-          <w:szCs w:val="18"/>
-        </w:rPr>
-        <w:t>:</w:t>
-      </w:r>
-      <w:proofErr w:type="gramEnd"/>
-      <w:r>
-        <w:rPr>
-          <w:rFonts w:ascii="Courier New" w:eastAsia="Courier New" w:hAnsi="Courier New" w:cs="Courier New"/>
-          <w:color w:val="CDD6F4"/>
-          <w:sz w:val="18"/>
-          <w:szCs w:val="18"/>
-        </w:rPr>
-        <w:t xml:space="preserve"> demonstrates failure case</w:t>
-      </w:r>
-    </w:p>
-    <w:p>
-      <w:pPr>
-        <w:shd w:val="clear" w:color="auto" w:fill="1E1E2E"/>
-      </w:pPr>
-      <w:r>
-        <w:rPr>
-          <w:rFonts w:ascii="Courier New" w:eastAsia="Courier New" w:hAnsi="Courier New" w:cs="Courier New"/>
-          <w:color w:val="CDD6F4"/>
-          <w:sz w:val="18"/>
-          <w:szCs w:val="18"/>
-        </w:rPr>
-        <w:t xml:space="preserve"> </w:t>
-      </w:r>
-    </w:p>
-    <w:p>
-      <w:pPr>
-        <w:shd w:val="clear" w:color="auto" w:fill="1E1E2E"/>
-      </w:pPr>
-      <w:r>
-        <w:rPr>
-          <w:rFonts w:ascii="Courier New" w:eastAsia="Courier New" w:hAnsi="Courier New" w:cs="Courier New"/>
-          <w:color w:val="CDD6F4"/>
-          <w:sz w:val="18"/>
-          <w:szCs w:val="18"/>
-        </w:rPr>
-        <w:t>=== First-Fit FRAGMENTATION REPORT ===</w:t>
-      </w:r>
-    </w:p>
-    <w:p>
-      <w:pPr>
-        <w:shd w:val="clear" w:color="auto" w:fill="1E1E2E"/>
-      </w:pPr>
-      <w:r>
-        <w:rPr>
-          <w:rFonts w:ascii="Courier New" w:eastAsia="Courier New" w:hAnsi="Courier New" w:cs="Courier New"/>
-          <w:color w:val="CDD6F4"/>
-          <w:sz w:val="18"/>
-          <w:szCs w:val="18"/>
-        </w:rPr>
-        <w:t xml:space="preserve">Total Free </w:t>
-      </w:r>
-      <w:proofErr w:type="gramStart"/>
-      <w:r>
-        <w:rPr>
-          <w:rFonts w:ascii="Courier New" w:eastAsia="Courier New" w:hAnsi="Courier New" w:cs="Courier New"/>
-          <w:color w:val="CDD6F4"/>
-          <w:sz w:val="18"/>
-          <w:szCs w:val="18"/>
-        </w:rPr>
-        <w:t>Memory  :</w:t>
-      </w:r>
-      <w:proofErr w:type="gramEnd"/>
-      <w:r>
-        <w:rPr>
-          <w:rFonts w:ascii="Courier New" w:eastAsia="Courier New" w:hAnsi="Courier New" w:cs="Courier New"/>
-          <w:color w:val="CDD6F4"/>
-          <w:sz w:val="18"/>
-          <w:szCs w:val="18"/>
-        </w:rPr>
-        <w:t xml:space="preserve"> 437 KB</w:t>
-      </w:r>
-    </w:p>
-    <w:p>
-      <w:pPr>
-        <w:shd w:val="clear" w:color="auto" w:fill="1E1E2E"/>
-      </w:pPr>
-      <w:r>
-        <w:rPr>
-          <w:rFonts w:ascii="Courier New" w:eastAsia="Courier New" w:hAnsi="Courier New" w:cs="Courier New"/>
-          <w:color w:val="CDD6F4"/>
-          <w:sz w:val="18"/>
-          <w:szCs w:val="18"/>
-        </w:rPr>
-        <w:t xml:space="preserve">Free Blocks </w:t>
-      </w:r>
-      <w:proofErr w:type="gramStart"/>
-      <w:r>
-        <w:rPr>
-          <w:rFonts w:ascii="Courier New" w:eastAsia="Courier New" w:hAnsi="Courier New" w:cs="Courier New"/>
-          <w:color w:val="CDD6F4"/>
-          <w:sz w:val="18"/>
-          <w:szCs w:val="18"/>
-        </w:rPr>
-        <w:t>Count  :</w:t>
-      </w:r>
-      <w:proofErr w:type="gramEnd"/>
-      <w:r>
-        <w:rPr>
-          <w:rFonts w:ascii="Courier New" w:eastAsia="Courier New" w:hAnsi="Courier New" w:cs="Courier New"/>
-          <w:color w:val="CDD6F4"/>
-          <w:sz w:val="18"/>
-          <w:szCs w:val="18"/>
-        </w:rPr>
-        <w:t xml:space="preserve"> 6</w:t>
-      </w:r>
-    </w:p>
-    <w:p>
-      <w:pPr>
-        <w:shd w:val="clear" w:color="auto" w:fill="1E1E2E"/>
-      </w:pPr>
-      <w:r>
-        <w:rPr>
-          <w:rFonts w:ascii="Courier New" w:eastAsia="Courier New" w:hAnsi="Courier New" w:cs="Courier New"/>
-          <w:color w:val="CDD6F4"/>
-          <w:sz w:val="18"/>
-          <w:szCs w:val="18"/>
-        </w:rPr>
-        <w:t xml:space="preserve">Largest Free </w:t>
-      </w:r>
-      <w:proofErr w:type="gramStart"/>
-      <w:r>
-        <w:rPr>
-          <w:rFonts w:ascii="Courier New" w:eastAsia="Courier New" w:hAnsi="Courier New" w:cs="Courier New"/>
-          <w:color w:val="CDD6F4"/>
-          <w:sz w:val="18"/>
-          <w:szCs w:val="18"/>
-        </w:rPr>
-        <w:t>Block :</w:t>
-      </w:r>
-      <w:proofErr w:type="gramEnd"/>
-      <w:r>
-        <w:rPr>
-          <w:rFonts w:ascii="Courier New" w:eastAsia="Courier New" w:hAnsi="Courier New" w:cs="Courier New"/>
-          <w:color w:val="CDD6F4"/>
-          <w:sz w:val="18"/>
-          <w:szCs w:val="18"/>
-        </w:rPr>
-        <w:t xml:space="preserve"> 200 KB</w:t>
-      </w:r>
-    </w:p>
-    <w:p>
-      <w:pPr>
-        <w:shd w:val="clear" w:color="auto" w:fill="1E1E2E"/>
-      </w:pPr>
-      <w:r>
-        <w:rPr>
-          <w:rFonts w:ascii="Courier New" w:eastAsia="Courier New" w:hAnsi="Courier New" w:cs="Courier New"/>
-          <w:color w:val="CDD6F4"/>
-          <w:sz w:val="18"/>
-          <w:szCs w:val="18"/>
-        </w:rPr>
-        <w:t xml:space="preserve">External </w:t>
-      </w:r>
-      <w:proofErr w:type="gramStart"/>
-      <w:r>
-        <w:rPr>
-          <w:rFonts w:ascii="Courier New" w:eastAsia="Courier New" w:hAnsi="Courier New" w:cs="Courier New"/>
-          <w:color w:val="CDD6F4"/>
-          <w:sz w:val="18"/>
-          <w:szCs w:val="18"/>
-        </w:rPr>
-        <w:t>Frag.     :</w:t>
-      </w:r>
-      <w:proofErr w:type="gramEnd"/>
-      <w:r>
-        <w:rPr>
-          <w:rFonts w:ascii="Courier New" w:eastAsia="Courier New" w:hAnsi="Courier New" w:cs="Courier New"/>
-          <w:color w:val="CDD6F4"/>
-          <w:sz w:val="18"/>
-          <w:szCs w:val="18"/>
-        </w:rPr>
-        <w:t xml:space="preserve"> YES (Free space is divided)</w:t>
-      </w:r>
-    </w:p>
-    <w:p>
-      <w:pPr>
-        <w:shd w:val="clear" w:color="auto" w:fill="1E1E2E"/>
-      </w:pPr>
-      <w:r>
-        <w:rPr>
-          <w:rFonts w:ascii="Courier New" w:eastAsia="Courier New" w:hAnsi="Courier New" w:cs="Courier New"/>
-          <w:color w:val="CDD6F4"/>
-          <w:sz w:val="18"/>
-          <w:szCs w:val="18"/>
-        </w:rPr>
-        <w:t>=======================================</w:t>
-      </w:r>
-    </w:p>
-    <w:p>
-      <w:pPr>
-        <w:spacing w:before="100"/>
-      </w:pPr>
-    </w:p>
-    <w:p>
-      <w:pPr>
-        <w:pStyle w:val="Heading2"/>
-      </w:pPr>
-      <w:bookmarkStart w:id="15" w:name="_Toc226247952"/>
-      <w:proofErr w:type="gramStart"/>
-      <w:r>
-        <w:t>6.2  Sample</w:t>
-      </w:r>
-      <w:proofErr w:type="gramEnd"/>
-      <w:r>
-        <w:t xml:space="preserve"> Deallocation &amp; Coalesce Trace</w:t>
-      </w:r>
-      <w:bookmarkEnd w:id="15"/>
-    </w:p>
-    <w:p>
-      <w:pPr>
-        <w:shd w:val="clear" w:color="auto" w:fill="1E1E2E"/>
-      </w:pPr>
-      <w:r>
-        <w:rPr>
-          <w:rFonts w:ascii="Courier New" w:eastAsia="Courier New" w:hAnsi="Courier New" w:cs="Courier New"/>
-          <w:color w:val="CDD6F4"/>
-          <w:sz w:val="18"/>
-          <w:szCs w:val="18"/>
-        </w:rPr>
-        <w:t xml:space="preserve"> DEALLOCATED Process P3 released Chunk2 (120 KB).</w:t>
-      </w:r>
-    </w:p>
-    <w:p>
-      <w:pPr>
-        <w:shd w:val="clear" w:color="auto" w:fill="1E1E2E"/>
-      </w:pPr>
-      <w:r>
-        <w:rPr>
-          <w:rFonts w:ascii="Courier New" w:eastAsia="Courier New" w:hAnsi="Courier New" w:cs="Courier New"/>
-          <w:color w:val="CDD6F4"/>
-          <w:sz w:val="18"/>
-          <w:szCs w:val="18"/>
-        </w:rPr>
-        <w:t xml:space="preserve">  -&gt; MERGE Coalescing Chunk2 with adjacent right chunk 3</w:t>
-      </w:r>
-    </w:p>
-    <w:p>
-      <w:pPr>
-        <w:shd w:val="clear" w:color="auto" w:fill="1E1E2E"/>
-      </w:pPr>
-      <w:r>
-        <w:rPr>
-          <w:rFonts w:ascii="Courier New" w:eastAsia="Courier New" w:hAnsi="Courier New" w:cs="Courier New"/>
-          <w:color w:val="CDD6F4"/>
-          <w:sz w:val="18"/>
-          <w:szCs w:val="18"/>
-        </w:rPr>
-        <w:t xml:space="preserve">  ↑ BLK 2 (120 KB, FREE) + BLK 3 (200 KB, FREE) → merged BLK 2 (320 KB)</w:t>
-      </w:r>
-    </w:p>
-    <w:p>
-      <w:pPr>
-        <w:shd w:val="clear" w:color="auto" w:fill="1E1E2E"/>
-      </w:pPr>
-      <w:r>
-        <w:rPr>
-          <w:rFonts w:ascii="Courier New" w:eastAsia="Courier New" w:hAnsi="Courier New" w:cs="Courier New"/>
-          <w:color w:val="CDD6F4"/>
-          <w:sz w:val="18"/>
-          <w:szCs w:val="18"/>
-        </w:rPr>
-        <w:t xml:space="preserve"> </w:t>
-      </w:r>
-    </w:p>
-    <w:p>
-      <w:pPr>
-        <w:shd w:val="clear" w:color="auto" w:fill="1E1E2E"/>
-      </w:pPr>
-      <w:r>
-        <w:rPr>
-          <w:rFonts w:ascii="Courier New" w:eastAsia="Courier New" w:hAnsi="Courier New" w:cs="Courier New"/>
-          <w:color w:val="CDD6F4"/>
-          <w:sz w:val="18"/>
-          <w:szCs w:val="18"/>
-        </w:rPr>
-        <w:t xml:space="preserve"> DEALLOCATED Process P5 released Chunk4 (30 KB).</w:t>
-      </w:r>
-    </w:p>
-    <w:p>
-      <w:pPr>
-        <w:shd w:val="clear" w:color="auto" w:fill="1E1E2E"/>
-      </w:pPr>
-      <w:r>
-        <w:rPr>
-          <w:rFonts w:ascii="Courier New" w:eastAsia="Courier New" w:hAnsi="Courier New" w:cs="Courier New"/>
-          <w:color w:val="CDD6F4"/>
-          <w:sz w:val="18"/>
-          <w:szCs w:val="18"/>
-        </w:rPr>
-        <w:t xml:space="preserve">  -&gt; MERGE Coalescing Left Chunk3 with chunk 4</w:t>
-      </w:r>
-    </w:p>
-    <w:p>
-      <w:pPr>
-        <w:shd w:val="clear" w:color="auto" w:fill="1E1E2E"/>
-      </w:pPr>
-      <w:r>
-        <w:rPr>
-          <w:rFonts w:ascii="Courier New" w:eastAsia="Courier New" w:hAnsi="Courier New" w:cs="Courier New"/>
-          <w:color w:val="CDD6F4"/>
-          <w:sz w:val="18"/>
-          <w:szCs w:val="18"/>
-        </w:rPr>
-        <w:t xml:space="preserve">  ↑ Left neighbour BLK 3 also </w:t>
-      </w:r>
-      <w:proofErr w:type="gramStart"/>
-      <w:r>
-        <w:rPr>
-          <w:rFonts w:ascii="Courier New" w:eastAsia="Courier New" w:hAnsi="Courier New" w:cs="Courier New"/>
-          <w:color w:val="CDD6F4"/>
-          <w:sz w:val="18"/>
-          <w:szCs w:val="18"/>
-        </w:rPr>
-        <w:t xml:space="preserve">free </w:t>
-      </w:r>
-      <w:r>
-        <w:rPr>
-          <w:rFonts w:ascii="Courier New" w:eastAsia="Courier New" w:hAnsi="Courier New" w:cs="Courier New"/>
-          <w:color w:val="CDD6F4"/>
-          <w:sz w:val="18"/>
-          <w:szCs w:val="18"/>
-        </w:rPr>
-        <w:t>:</w:t>
-      </w:r>
-      <w:proofErr w:type="gramEnd"/>
-      <w:r>
-        <w:rPr>
-          <w:rFonts w:ascii="Courier New" w:eastAsia="Courier New" w:hAnsi="Courier New" w:cs="Courier New"/>
-          <w:color w:val="CDD6F4"/>
-          <w:sz w:val="18"/>
-          <w:szCs w:val="18"/>
-        </w:rPr>
-        <w:t xml:space="preserve"> three-way merge into 400 KB block</w:t>
-      </w:r>
-    </w:p>
-    <w:p>
-      <w:pPr>
-        <w:spacing w:before="100"/>
-      </w:pPr>
-    </w:p>
-    <w:p>
-      <w:pPr>
-        <w:spacing w:before="100"/>
-      </w:pPr>
-    </w:p>
-    <w:p>
-      <w:pPr>
-        <w:spacing w:before="100"/>
-      </w:pPr>
-    </w:p>
-    <w:p>
-      <w:pPr>
-        <w:spacing w:before="100"/>
-      </w:pPr>
-    </w:p>
-    <w:p>
-      <w:pPr>
-        <w:spacing w:before="100"/>
-      </w:pPr>
-    </w:p>
-    <w:p>
-      <w:pPr>
-        <w:spacing w:before="100"/>
-      </w:pPr>
-    </w:p>
-    <w:p>
-      <w:pPr>
-        <w:spacing w:before="100"/>
-      </w:pPr>
     </w:p>
     <w:p>
       <w:pPr>
@@ -10198,9 +9306,964 @@
           <w:bottom w:val="single" w:sz="6" w:space="4" w:color="2E75B6"/>
         </w:pBdr>
       </w:pPr>
+    </w:p>
+    <w:p>
+      <w:pPr>
+        <w:pStyle w:val="Heading1"/>
+        <w:pBdr>
+          <w:bottom w:val="single" w:sz="6" w:space="4" w:color="2E75B6"/>
+        </w:pBdr>
+      </w:pPr>
+      <w:r>
+        <w:lastRenderedPageBreak/>
+        <w:t>6. Annotated Simulation Output</w:t>
+      </w:r>
+      <w:bookmarkEnd w:id="13"/>
+    </w:p>
+    <w:p>
+      <w:pPr>
+        <w:pStyle w:val="Heading2"/>
+      </w:pPr>
+      <w:bookmarkStart w:id="14" w:name="_Toc226247951"/>
+      <w:proofErr w:type="gramStart"/>
+      <w:r>
+        <w:t>6.1  Sample</w:t>
+      </w:r>
+      <w:proofErr w:type="gramEnd"/>
+      <w:r>
+        <w:t xml:space="preserve"> Allocation </w:t>
+      </w:r>
+      <w:proofErr w:type="gramStart"/>
+      <w:r>
+        <w:t xml:space="preserve">Trace </w:t>
+      </w:r>
+      <w:r>
+        <w:t>:</w:t>
+      </w:r>
+      <w:proofErr w:type="gramEnd"/>
+      <w:r>
+        <w:t xml:space="preserve"> </w:t>
+      </w:r>
+      <w:proofErr w:type="gramStart"/>
+      <w:r>
+        <w:t>First-Fit</w:t>
+      </w:r>
+      <w:bookmarkEnd w:id="14"/>
+      <w:proofErr w:type="gramEnd"/>
+      <w:r>
+        <w:t xml:space="preserve"> only</w:t>
+      </w:r>
+    </w:p>
+    <w:p>
+      <w:pPr>
+        <w:spacing w:before="80" w:after="100" w:line="340" w:lineRule="auto"/>
+        <w:jc w:val="both"/>
+      </w:pPr>
+      <w:r>
+        <w:t>The following is a representative annotated console output for the First-Fit algorithm after 10 randomised stress-test allocations:</w:t>
+      </w:r>
+    </w:p>
+    <w:p>
+      <w:pPr>
+        <w:shd w:val="clear" w:color="auto" w:fill="1E1E2E"/>
+        <w:rPr>
+          <w:rFonts w:ascii="Courier New" w:eastAsia="Courier New" w:hAnsi="Courier New" w:cs="Courier New"/>
+          <w:color w:val="CDD6F4"/>
+          <w:sz w:val="18"/>
+          <w:szCs w:val="18"/>
+          <w:lang w:val="en-PK"/>
+        </w:rPr>
+      </w:pPr>
+      <w:r>
+        <w:rPr>
+          <w:rFonts w:ascii="Courier New" w:eastAsia="Courier New" w:hAnsi="Courier New" w:cs="Courier New"/>
+          <w:color w:val="CDD6F4"/>
+          <w:sz w:val="18"/>
+          <w:szCs w:val="18"/>
+          <w:lang w:val="en-PK"/>
+        </w:rPr>
+        <w:t xml:space="preserve">&gt;&gt;&gt; EXECUTING: </w:t>
+      </w:r>
+      <w:proofErr w:type="gramStart"/>
+      <w:r>
+        <w:rPr>
+          <w:rFonts w:ascii="Courier New" w:eastAsia="Courier New" w:hAnsi="Courier New" w:cs="Courier New"/>
+          <w:color w:val="CDD6F4"/>
+          <w:sz w:val="18"/>
+          <w:szCs w:val="18"/>
+          <w:lang w:val="en-PK"/>
+        </w:rPr>
+        <w:t>First-Fit</w:t>
+      </w:r>
+      <w:proofErr w:type="gramEnd"/>
+      <w:r>
+        <w:rPr>
+          <w:rFonts w:ascii="Courier New" w:eastAsia="Courier New" w:hAnsi="Courier New" w:cs="Courier New"/>
+          <w:color w:val="CDD6F4"/>
+          <w:sz w:val="18"/>
+          <w:szCs w:val="18"/>
+          <w:lang w:val="en-PK"/>
+        </w:rPr>
+        <w:t xml:space="preserve"> &lt;&lt;&lt;</w:t>
+      </w:r>
+    </w:p>
+    <w:p>
+      <w:pPr>
+        <w:shd w:val="clear" w:color="auto" w:fill="1E1E2E"/>
+        <w:rPr>
+          <w:rFonts w:ascii="Courier New" w:eastAsia="Courier New" w:hAnsi="Courier New" w:cs="Courier New"/>
+          <w:color w:val="CDD6F4"/>
+          <w:sz w:val="18"/>
+          <w:szCs w:val="18"/>
+          <w:lang w:val="en-PK"/>
+        </w:rPr>
+      </w:pPr>
+      <w:r>
+        <w:rPr>
+          <w:rFonts w:ascii="Courier New" w:eastAsia="Courier New" w:hAnsi="Courier New" w:cs="Courier New"/>
+          <w:color w:val="CDD6F4"/>
+          <w:sz w:val="18"/>
+          <w:szCs w:val="18"/>
+          <w:lang w:val="en-PK"/>
+        </w:rPr>
+        <w:t>[</w:t>
+      </w:r>
+      <w:proofErr w:type="gramStart"/>
+      <w:r>
+        <w:rPr>
+          <w:rFonts w:ascii="Courier New" w:eastAsia="Courier New" w:hAnsi="Courier New" w:cs="Courier New"/>
+          <w:color w:val="CDD6F4"/>
+          <w:sz w:val="18"/>
+          <w:szCs w:val="18"/>
+          <w:lang w:val="en-PK"/>
+        </w:rPr>
+        <w:t>First-Fit</w:t>
+      </w:r>
+      <w:proofErr w:type="gramEnd"/>
+      <w:r>
+        <w:rPr>
+          <w:rFonts w:ascii="Courier New" w:eastAsia="Courier New" w:hAnsi="Courier New" w:cs="Courier New"/>
+          <w:color w:val="CDD6F4"/>
+          <w:sz w:val="18"/>
+          <w:szCs w:val="18"/>
+          <w:lang w:val="en-PK"/>
+        </w:rPr>
+        <w:t>] Process P1 allocated 145 KB. Chunk 3 split! Remainder: 55 KB.</w:t>
+      </w:r>
+    </w:p>
+    <w:p>
+      <w:pPr>
+        <w:shd w:val="clear" w:color="auto" w:fill="1E1E2E"/>
+        <w:rPr>
+          <w:rFonts w:ascii="Courier New" w:eastAsia="Courier New" w:hAnsi="Courier New" w:cs="Courier New"/>
+          <w:color w:val="CDD6F4"/>
+          <w:sz w:val="18"/>
+          <w:szCs w:val="18"/>
+          <w:lang w:val="en-PK"/>
+        </w:rPr>
+      </w:pPr>
+      <w:r>
+        <w:rPr>
+          <w:rFonts w:ascii="Courier New" w:eastAsia="Courier New" w:hAnsi="Courier New" w:cs="Courier New"/>
+          <w:color w:val="CDD6F4"/>
+          <w:sz w:val="18"/>
+          <w:szCs w:val="18"/>
+          <w:lang w:val="en-PK"/>
+        </w:rPr>
+        <w:t>[</w:t>
+      </w:r>
+      <w:proofErr w:type="gramStart"/>
+      <w:r>
+        <w:rPr>
+          <w:rFonts w:ascii="Courier New" w:eastAsia="Courier New" w:hAnsi="Courier New" w:cs="Courier New"/>
+          <w:color w:val="CDD6F4"/>
+          <w:sz w:val="18"/>
+          <w:szCs w:val="18"/>
+          <w:lang w:val="en-PK"/>
+        </w:rPr>
+        <w:t>First-Fit</w:t>
+      </w:r>
+      <w:proofErr w:type="gramEnd"/>
+      <w:r>
+        <w:rPr>
+          <w:rFonts w:ascii="Courier New" w:eastAsia="Courier New" w:hAnsi="Courier New" w:cs="Courier New"/>
+          <w:color w:val="CDD6F4"/>
+          <w:sz w:val="18"/>
+          <w:szCs w:val="18"/>
+          <w:lang w:val="en-PK"/>
+        </w:rPr>
+        <w:t>] Process P2 allocated 138 KB in Chunk 6. (No split).</w:t>
+      </w:r>
+    </w:p>
+    <w:p>
+      <w:pPr>
+        <w:shd w:val="clear" w:color="auto" w:fill="1E1E2E"/>
+        <w:rPr>
+          <w:rFonts w:ascii="Courier New" w:eastAsia="Courier New" w:hAnsi="Courier New" w:cs="Courier New"/>
+          <w:color w:val="CDD6F4"/>
+          <w:sz w:val="18"/>
+          <w:szCs w:val="18"/>
+          <w:lang w:val="en-PK"/>
+        </w:rPr>
+      </w:pPr>
+      <w:r>
+        <w:rPr>
+          <w:rFonts w:ascii="Courier New" w:eastAsia="Courier New" w:hAnsi="Courier New" w:cs="Courier New"/>
+          <w:color w:val="CDD6F4"/>
+          <w:sz w:val="18"/>
+          <w:szCs w:val="18"/>
+          <w:lang w:val="en-PK"/>
+        </w:rPr>
+        <w:t>[</w:t>
+      </w:r>
+      <w:proofErr w:type="gramStart"/>
+      <w:r>
+        <w:rPr>
+          <w:rFonts w:ascii="Courier New" w:eastAsia="Courier New" w:hAnsi="Courier New" w:cs="Courier New"/>
+          <w:color w:val="CDD6F4"/>
+          <w:sz w:val="18"/>
+          <w:szCs w:val="18"/>
+          <w:lang w:val="en-PK"/>
+        </w:rPr>
+        <w:t>First-Fit</w:t>
+      </w:r>
+      <w:proofErr w:type="gramEnd"/>
+      <w:r>
+        <w:rPr>
+          <w:rFonts w:ascii="Courier New" w:eastAsia="Courier New" w:hAnsi="Courier New" w:cs="Courier New"/>
+          <w:color w:val="CDD6F4"/>
+          <w:sz w:val="18"/>
+          <w:szCs w:val="18"/>
+          <w:lang w:val="en-PK"/>
+        </w:rPr>
+        <w:t>] Process P3 allocated 101 KB in Chunk 2. (No split).</w:t>
+      </w:r>
+    </w:p>
+    <w:p>
+      <w:pPr>
+        <w:shd w:val="clear" w:color="auto" w:fill="1E1E2E"/>
+        <w:rPr>
+          <w:rFonts w:ascii="Courier New" w:eastAsia="Courier New" w:hAnsi="Courier New" w:cs="Courier New"/>
+          <w:color w:val="CDD6F4"/>
+          <w:sz w:val="18"/>
+          <w:szCs w:val="18"/>
+          <w:lang w:val="en-PK"/>
+        </w:rPr>
+      </w:pPr>
+      <w:r>
+        <w:rPr>
+          <w:rFonts w:ascii="Courier New" w:eastAsia="Courier New" w:hAnsi="Courier New" w:cs="Courier New"/>
+          <w:color w:val="CDD6F4"/>
+          <w:sz w:val="18"/>
+          <w:szCs w:val="18"/>
+          <w:lang w:val="en-PK"/>
+        </w:rPr>
+        <w:t>[</w:t>
+      </w:r>
+      <w:proofErr w:type="gramStart"/>
+      <w:r>
+        <w:rPr>
+          <w:rFonts w:ascii="Courier New" w:eastAsia="Courier New" w:hAnsi="Courier New" w:cs="Courier New"/>
+          <w:color w:val="CDD6F4"/>
+          <w:sz w:val="18"/>
+          <w:szCs w:val="18"/>
+          <w:lang w:val="en-PK"/>
+        </w:rPr>
+        <w:t>First-Fit</w:t>
+      </w:r>
+      <w:proofErr w:type="gramEnd"/>
+      <w:r>
+        <w:rPr>
+          <w:rFonts w:ascii="Courier New" w:eastAsia="Courier New" w:hAnsi="Courier New" w:cs="Courier New"/>
+          <w:color w:val="CDD6F4"/>
+          <w:sz w:val="18"/>
+          <w:szCs w:val="18"/>
+          <w:lang w:val="en-PK"/>
+        </w:rPr>
+        <w:t>] Process P4 allocated 148 KB. Chunk 8 split! Remainder: 52 KB.</w:t>
+      </w:r>
+    </w:p>
+    <w:p>
+      <w:pPr>
+        <w:shd w:val="clear" w:color="auto" w:fill="1E1E2E"/>
+        <w:rPr>
+          <w:rFonts w:ascii="Courier New" w:eastAsia="Courier New" w:hAnsi="Courier New" w:cs="Courier New"/>
+          <w:color w:val="CDD6F4"/>
+          <w:sz w:val="18"/>
+          <w:szCs w:val="18"/>
+          <w:lang w:val="en-PK"/>
+        </w:rPr>
+      </w:pPr>
+      <w:r>
+        <w:rPr>
+          <w:rFonts w:ascii="Courier New" w:eastAsia="Courier New" w:hAnsi="Courier New" w:cs="Courier New"/>
+          <w:color w:val="CDD6F4"/>
+          <w:sz w:val="18"/>
+          <w:szCs w:val="18"/>
+          <w:lang w:val="en-PK"/>
+        </w:rPr>
+        <w:t>[ERROR] Allocation FAILED for Process P5 (131 KB). No contiguous block large enough.</w:t>
+      </w:r>
+    </w:p>
+    <w:p>
+      <w:pPr>
+        <w:shd w:val="clear" w:color="auto" w:fill="1E1E2E"/>
+        <w:rPr>
+          <w:rFonts w:ascii="Courier New" w:eastAsia="Courier New" w:hAnsi="Courier New" w:cs="Courier New"/>
+          <w:color w:val="CDD6F4"/>
+          <w:sz w:val="18"/>
+          <w:szCs w:val="18"/>
+          <w:lang w:val="en-PK"/>
+        </w:rPr>
+      </w:pPr>
+      <w:r>
+        <w:rPr>
+          <w:rFonts w:ascii="Courier New" w:eastAsia="Courier New" w:hAnsi="Courier New" w:cs="Courier New"/>
+          <w:color w:val="CDD6F4"/>
+          <w:sz w:val="18"/>
+          <w:szCs w:val="18"/>
+          <w:lang w:val="en-PK"/>
+        </w:rPr>
+        <w:t>[</w:t>
+      </w:r>
+      <w:proofErr w:type="gramStart"/>
+      <w:r>
+        <w:rPr>
+          <w:rFonts w:ascii="Courier New" w:eastAsia="Courier New" w:hAnsi="Courier New" w:cs="Courier New"/>
+          <w:color w:val="CDD6F4"/>
+          <w:sz w:val="18"/>
+          <w:szCs w:val="18"/>
+          <w:lang w:val="en-PK"/>
+        </w:rPr>
+        <w:t>First-Fit</w:t>
+      </w:r>
+      <w:proofErr w:type="gramEnd"/>
+      <w:r>
+        <w:rPr>
+          <w:rFonts w:ascii="Courier New" w:eastAsia="Courier New" w:hAnsi="Courier New" w:cs="Courier New"/>
+          <w:color w:val="CDD6F4"/>
+          <w:sz w:val="18"/>
+          <w:szCs w:val="18"/>
+          <w:lang w:val="en-PK"/>
+        </w:rPr>
+        <w:t>] Process P6 allocated 34 KB. Chunk 0 split! Remainder: 66 KB.</w:t>
+      </w:r>
+    </w:p>
+    <w:p>
+      <w:pPr>
+        <w:shd w:val="clear" w:color="auto" w:fill="1E1E2E"/>
+        <w:rPr>
+          <w:rFonts w:ascii="Courier New" w:eastAsia="Courier New" w:hAnsi="Courier New" w:cs="Courier New"/>
+          <w:color w:val="CDD6F4"/>
+          <w:sz w:val="18"/>
+          <w:szCs w:val="18"/>
+          <w:lang w:val="en-PK"/>
+        </w:rPr>
+      </w:pPr>
+      <w:r>
+        <w:rPr>
+          <w:rFonts w:ascii="Courier New" w:eastAsia="Courier New" w:hAnsi="Courier New" w:cs="Courier New"/>
+          <w:color w:val="CDD6F4"/>
+          <w:sz w:val="18"/>
+          <w:szCs w:val="18"/>
+          <w:lang w:val="en-PK"/>
+        </w:rPr>
+        <w:t>[</w:t>
+      </w:r>
+      <w:proofErr w:type="gramStart"/>
+      <w:r>
+        <w:rPr>
+          <w:rFonts w:ascii="Courier New" w:eastAsia="Courier New" w:hAnsi="Courier New" w:cs="Courier New"/>
+          <w:color w:val="CDD6F4"/>
+          <w:sz w:val="18"/>
+          <w:szCs w:val="18"/>
+          <w:lang w:val="en-PK"/>
+        </w:rPr>
+        <w:t>First-Fit</w:t>
+      </w:r>
+      <w:proofErr w:type="gramEnd"/>
+      <w:r>
+        <w:rPr>
+          <w:rFonts w:ascii="Courier New" w:eastAsia="Courier New" w:hAnsi="Courier New" w:cs="Courier New"/>
+          <w:color w:val="CDD6F4"/>
+          <w:sz w:val="18"/>
+          <w:szCs w:val="18"/>
+          <w:lang w:val="en-PK"/>
+        </w:rPr>
+        <w:t>] Process P7 allocated 52 KB in Chunk 12. (No split).</w:t>
+      </w:r>
+    </w:p>
+    <w:p>
+      <w:pPr>
+        <w:shd w:val="clear" w:color="auto" w:fill="1E1E2E"/>
+        <w:rPr>
+          <w:rFonts w:ascii="Courier New" w:eastAsia="Courier New" w:hAnsi="Courier New" w:cs="Courier New"/>
+          <w:color w:val="CDD6F4"/>
+          <w:sz w:val="18"/>
+          <w:szCs w:val="18"/>
+          <w:lang w:val="en-PK"/>
+        </w:rPr>
+      </w:pPr>
+      <w:r>
+        <w:rPr>
+          <w:rFonts w:ascii="Courier New" w:eastAsia="Courier New" w:hAnsi="Courier New" w:cs="Courier New"/>
+          <w:color w:val="CDD6F4"/>
+          <w:sz w:val="18"/>
+          <w:szCs w:val="18"/>
+          <w:lang w:val="en-PK"/>
+        </w:rPr>
+        <w:t>[</w:t>
+      </w:r>
+      <w:proofErr w:type="gramStart"/>
+      <w:r>
+        <w:rPr>
+          <w:rFonts w:ascii="Courier New" w:eastAsia="Courier New" w:hAnsi="Courier New" w:cs="Courier New"/>
+          <w:color w:val="CDD6F4"/>
+          <w:sz w:val="18"/>
+          <w:szCs w:val="18"/>
+          <w:lang w:val="en-PK"/>
+        </w:rPr>
+        <w:t>First-Fit</w:t>
+      </w:r>
+      <w:proofErr w:type="gramEnd"/>
+      <w:r>
+        <w:rPr>
+          <w:rFonts w:ascii="Courier New" w:eastAsia="Courier New" w:hAnsi="Courier New" w:cs="Courier New"/>
+          <w:color w:val="CDD6F4"/>
+          <w:sz w:val="18"/>
+          <w:szCs w:val="18"/>
+          <w:lang w:val="en-PK"/>
+        </w:rPr>
+        <w:t>] Process P8 allocated 78 KB in Chunk 5. (No split).</w:t>
+      </w:r>
+    </w:p>
+    <w:p>
+      <w:pPr>
+        <w:shd w:val="clear" w:color="auto" w:fill="1E1E2E"/>
+        <w:rPr>
+          <w:rFonts w:ascii="Courier New" w:eastAsia="Courier New" w:hAnsi="Courier New" w:cs="Courier New"/>
+          <w:color w:val="CDD6F4"/>
+          <w:sz w:val="18"/>
+          <w:szCs w:val="18"/>
+          <w:lang w:val="en-PK"/>
+        </w:rPr>
+      </w:pPr>
+      <w:r>
+        <w:rPr>
+          <w:rFonts w:ascii="Courier New" w:eastAsia="Courier New" w:hAnsi="Courier New" w:cs="Courier New"/>
+          <w:color w:val="CDD6F4"/>
+          <w:sz w:val="18"/>
+          <w:szCs w:val="18"/>
+          <w:lang w:val="en-PK"/>
+        </w:rPr>
+        <w:t>[ERROR] Allocation FAILED for Process P9 (106 KB). No contiguous block large enough.</w:t>
+      </w:r>
+    </w:p>
+    <w:p>
+      <w:pPr>
+        <w:shd w:val="clear" w:color="auto" w:fill="1E1E2E"/>
+        <w:rPr>
+          <w:rFonts w:ascii="Courier New" w:eastAsia="Courier New" w:hAnsi="Courier New" w:cs="Courier New"/>
+          <w:color w:val="CDD6F4"/>
+          <w:sz w:val="18"/>
+          <w:szCs w:val="18"/>
+          <w:lang w:val="en-PK"/>
+        </w:rPr>
+      </w:pPr>
+      <w:r>
+        <w:rPr>
+          <w:rFonts w:ascii="Courier New" w:eastAsia="Courier New" w:hAnsi="Courier New" w:cs="Courier New"/>
+          <w:color w:val="CDD6F4"/>
+          <w:sz w:val="18"/>
+          <w:szCs w:val="18"/>
+          <w:lang w:val="en-PK"/>
+        </w:rPr>
+        <w:t>[</w:t>
+      </w:r>
+      <w:proofErr w:type="gramStart"/>
+      <w:r>
+        <w:rPr>
+          <w:rFonts w:ascii="Courier New" w:eastAsia="Courier New" w:hAnsi="Courier New" w:cs="Courier New"/>
+          <w:color w:val="CDD6F4"/>
+          <w:sz w:val="18"/>
+          <w:szCs w:val="18"/>
+          <w:lang w:val="en-PK"/>
+        </w:rPr>
+        <w:t>First-Fit</w:t>
+      </w:r>
+      <w:proofErr w:type="gramEnd"/>
+      <w:r>
+        <w:rPr>
+          <w:rFonts w:ascii="Courier New" w:eastAsia="Courier New" w:hAnsi="Courier New" w:cs="Courier New"/>
+          <w:color w:val="CDD6F4"/>
+          <w:sz w:val="18"/>
+          <w:szCs w:val="18"/>
+          <w:lang w:val="en-PK"/>
+        </w:rPr>
+        <w:t>] Process P10 allocated 24 KB. Chunk 1 split! Remainder: 26 KB.</w:t>
+      </w:r>
+    </w:p>
+    <w:p>
+      <w:pPr>
+        <w:shd w:val="clear" w:color="auto" w:fill="1E1E2E"/>
+        <w:rPr>
+          <w:rFonts w:ascii="Courier New" w:eastAsia="Courier New" w:hAnsi="Courier New" w:cs="Courier New"/>
+          <w:color w:val="CDD6F4"/>
+          <w:sz w:val="18"/>
+          <w:szCs w:val="18"/>
+          <w:lang w:val="en-PK"/>
+        </w:rPr>
+      </w:pPr>
+    </w:p>
+    <w:p>
+      <w:pPr>
+        <w:shd w:val="clear" w:color="auto" w:fill="1E1E2E"/>
+        <w:rPr>
+          <w:rFonts w:ascii="Courier New" w:eastAsia="Courier New" w:hAnsi="Courier New" w:cs="Courier New"/>
+          <w:color w:val="CDD6F4"/>
+          <w:sz w:val="18"/>
+          <w:szCs w:val="18"/>
+          <w:lang w:val="en-PK"/>
+        </w:rPr>
+      </w:pPr>
+      <w:r>
+        <w:rPr>
+          <w:rFonts w:ascii="Courier New" w:eastAsia="Courier New" w:hAnsi="Courier New" w:cs="Courier New"/>
+          <w:color w:val="CDD6F4"/>
+          <w:sz w:val="18"/>
+          <w:szCs w:val="18"/>
+          <w:lang w:val="en-PK"/>
+        </w:rPr>
+        <w:t>=== First-Fit FRAGMENTATION REPORT ===</w:t>
+      </w:r>
+    </w:p>
+    <w:p>
+      <w:pPr>
+        <w:shd w:val="clear" w:color="auto" w:fill="1E1E2E"/>
+        <w:rPr>
+          <w:rFonts w:ascii="Courier New" w:eastAsia="Courier New" w:hAnsi="Courier New" w:cs="Courier New"/>
+          <w:color w:val="CDD6F4"/>
+          <w:sz w:val="18"/>
+          <w:szCs w:val="18"/>
+          <w:lang w:val="en-PK"/>
+        </w:rPr>
+      </w:pPr>
+      <w:r>
+        <w:rPr>
+          <w:rFonts w:ascii="Courier New" w:eastAsia="Courier New" w:hAnsi="Courier New" w:cs="Courier New"/>
+          <w:color w:val="CDD6F4"/>
+          <w:sz w:val="18"/>
+          <w:szCs w:val="18"/>
+          <w:lang w:val="en-PK"/>
+        </w:rPr>
+        <w:t xml:space="preserve">Total Free </w:t>
+      </w:r>
+      <w:proofErr w:type="gramStart"/>
+      <w:r>
+        <w:rPr>
+          <w:rFonts w:ascii="Courier New" w:eastAsia="Courier New" w:hAnsi="Courier New" w:cs="Courier New"/>
+          <w:color w:val="CDD6F4"/>
+          <w:sz w:val="18"/>
+          <w:szCs w:val="18"/>
+          <w:lang w:val="en-PK"/>
+        </w:rPr>
+        <w:t>Memory  :</w:t>
+      </w:r>
+      <w:proofErr w:type="gramEnd"/>
+      <w:r>
+        <w:rPr>
+          <w:rFonts w:ascii="Courier New" w:eastAsia="Courier New" w:hAnsi="Courier New" w:cs="Courier New"/>
+          <w:color w:val="CDD6F4"/>
+          <w:sz w:val="18"/>
+          <w:szCs w:val="18"/>
+          <w:lang w:val="en-PK"/>
+        </w:rPr>
+        <w:t xml:space="preserve"> 257 KB</w:t>
+      </w:r>
+    </w:p>
+    <w:p>
+      <w:pPr>
+        <w:shd w:val="clear" w:color="auto" w:fill="1E1E2E"/>
+        <w:rPr>
+          <w:rFonts w:ascii="Courier New" w:eastAsia="Courier New" w:hAnsi="Courier New" w:cs="Courier New"/>
+          <w:color w:val="CDD6F4"/>
+          <w:sz w:val="18"/>
+          <w:szCs w:val="18"/>
+          <w:lang w:val="en-PK"/>
+        </w:rPr>
+      </w:pPr>
+      <w:r>
+        <w:rPr>
+          <w:rFonts w:ascii="Courier New" w:eastAsia="Courier New" w:hAnsi="Courier New" w:cs="Courier New"/>
+          <w:color w:val="CDD6F4"/>
+          <w:sz w:val="18"/>
+          <w:szCs w:val="18"/>
+          <w:lang w:val="en-PK"/>
+        </w:rPr>
+        <w:t xml:space="preserve">Free Blocks </w:t>
+      </w:r>
+      <w:proofErr w:type="gramStart"/>
+      <w:r>
+        <w:rPr>
+          <w:rFonts w:ascii="Courier New" w:eastAsia="Courier New" w:hAnsi="Courier New" w:cs="Courier New"/>
+          <w:color w:val="CDD6F4"/>
+          <w:sz w:val="18"/>
+          <w:szCs w:val="18"/>
+          <w:lang w:val="en-PK"/>
+        </w:rPr>
+        <w:t>Count  :</w:t>
+      </w:r>
+      <w:proofErr w:type="gramEnd"/>
+      <w:r>
+        <w:rPr>
+          <w:rFonts w:ascii="Courier New" w:eastAsia="Courier New" w:hAnsi="Courier New" w:cs="Courier New"/>
+          <w:color w:val="CDD6F4"/>
+          <w:sz w:val="18"/>
+          <w:szCs w:val="18"/>
+          <w:lang w:val="en-PK"/>
+        </w:rPr>
+        <w:t xml:space="preserve"> 6</w:t>
+      </w:r>
+    </w:p>
+    <w:p>
+      <w:pPr>
+        <w:shd w:val="clear" w:color="auto" w:fill="1E1E2E"/>
+        <w:rPr>
+          <w:rFonts w:ascii="Courier New" w:eastAsia="Courier New" w:hAnsi="Courier New" w:cs="Courier New"/>
+          <w:color w:val="CDD6F4"/>
+          <w:sz w:val="18"/>
+          <w:szCs w:val="18"/>
+          <w:lang w:val="en-PK"/>
+        </w:rPr>
+      </w:pPr>
+      <w:r>
+        <w:rPr>
+          <w:rFonts w:ascii="Courier New" w:eastAsia="Courier New" w:hAnsi="Courier New" w:cs="Courier New"/>
+          <w:color w:val="CDD6F4"/>
+          <w:sz w:val="18"/>
+          <w:szCs w:val="18"/>
+          <w:lang w:val="en-PK"/>
+        </w:rPr>
+        <w:t xml:space="preserve">Largest Free </w:t>
+      </w:r>
+      <w:proofErr w:type="gramStart"/>
+      <w:r>
+        <w:rPr>
+          <w:rFonts w:ascii="Courier New" w:eastAsia="Courier New" w:hAnsi="Courier New" w:cs="Courier New"/>
+          <w:color w:val="CDD6F4"/>
+          <w:sz w:val="18"/>
+          <w:szCs w:val="18"/>
+          <w:lang w:val="en-PK"/>
+        </w:rPr>
+        <w:t>Block :</w:t>
+      </w:r>
+      <w:proofErr w:type="gramEnd"/>
+      <w:r>
+        <w:rPr>
+          <w:rFonts w:ascii="Courier New" w:eastAsia="Courier New" w:hAnsi="Courier New" w:cs="Courier New"/>
+          <w:color w:val="CDD6F4"/>
+          <w:sz w:val="18"/>
+          <w:szCs w:val="18"/>
+          <w:lang w:val="en-PK"/>
+        </w:rPr>
+        <w:t xml:space="preserve"> 55 KB</w:t>
+      </w:r>
+    </w:p>
+    <w:p>
+      <w:pPr>
+        <w:shd w:val="clear" w:color="auto" w:fill="1E1E2E"/>
+        <w:rPr>
+          <w:rFonts w:ascii="Courier New" w:eastAsia="Courier New" w:hAnsi="Courier New" w:cs="Courier New"/>
+          <w:color w:val="CDD6F4"/>
+          <w:sz w:val="18"/>
+          <w:szCs w:val="18"/>
+          <w:lang w:val="en-PK"/>
+        </w:rPr>
+      </w:pPr>
+      <w:r>
+        <w:rPr>
+          <w:rFonts w:ascii="Courier New" w:eastAsia="Courier New" w:hAnsi="Courier New" w:cs="Courier New"/>
+          <w:color w:val="CDD6F4"/>
+          <w:sz w:val="18"/>
+          <w:szCs w:val="18"/>
+          <w:lang w:val="en-PK"/>
+        </w:rPr>
+        <w:t xml:space="preserve">External </w:t>
+      </w:r>
+      <w:proofErr w:type="gramStart"/>
+      <w:r>
+        <w:rPr>
+          <w:rFonts w:ascii="Courier New" w:eastAsia="Courier New" w:hAnsi="Courier New" w:cs="Courier New"/>
+          <w:color w:val="CDD6F4"/>
+          <w:sz w:val="18"/>
+          <w:szCs w:val="18"/>
+          <w:lang w:val="en-PK"/>
+        </w:rPr>
+        <w:t>Frag.     :</w:t>
+      </w:r>
+      <w:proofErr w:type="gramEnd"/>
+      <w:r>
+        <w:rPr>
+          <w:rFonts w:ascii="Courier New" w:eastAsia="Courier New" w:hAnsi="Courier New" w:cs="Courier New"/>
+          <w:color w:val="CDD6F4"/>
+          <w:sz w:val="18"/>
+          <w:szCs w:val="18"/>
+          <w:lang w:val="en-PK"/>
+        </w:rPr>
+        <w:t xml:space="preserve"> YES (Free space is divided)</w:t>
+      </w:r>
+    </w:p>
+    <w:p>
+      <w:pPr>
+        <w:shd w:val="clear" w:color="auto" w:fill="1E1E2E"/>
+      </w:pPr>
+      <w:r>
+        <w:rPr>
+          <w:rFonts w:ascii="Courier New" w:eastAsia="Courier New" w:hAnsi="Courier New" w:cs="Courier New"/>
+          <w:color w:val="CDD6F4"/>
+          <w:sz w:val="18"/>
+          <w:szCs w:val="18"/>
+        </w:rPr>
+        <w:t>=======================================</w:t>
+      </w:r>
+    </w:p>
+    <w:p>
+      <w:pPr>
+        <w:spacing w:before="100"/>
+        <w:rPr>
+          <w:b/>
+          <w:bCs/>
+        </w:rPr>
+      </w:pPr>
+    </w:p>
+    <w:p>
+      <w:pPr>
+        <w:spacing w:before="100"/>
+        <w:rPr>
+          <w:b/>
+          <w:bCs/>
+        </w:rPr>
+      </w:pPr>
+      <w:r>
+        <w:rPr>
+          <w:b/>
+          <w:bCs/>
+        </w:rPr>
+        <w:t>GUI OUTPUT:</w:t>
+      </w:r>
+    </w:p>
+    <w:p>
+      <w:pPr>
+        <w:spacing w:before="100"/>
+      </w:pPr>
+      <w:r>
+        <w:drawing>
+          <wp:inline distT="0" distB="0" distL="0" distR="0" wp14:anchorId="665F838F" wp14:editId="0176AB24">
+            <wp:extent cx="4617268" cy="4598030"/>
+            <wp:effectExtent l="0" t="0" r="0" b="0"/>
+            <wp:docPr id="125570948" name="Picture 1"/>
+            <wp:cNvGraphicFramePr>
+              <a:graphicFrameLocks xmlns:a="http://schemas.openxmlformats.org/drawingml/2006/main" noChangeAspect="1"/>
+            </wp:cNvGraphicFramePr>
+            <a:graphic xmlns:a="http://schemas.openxmlformats.org/drawingml/2006/main">
+              <a:graphicData uri="http://schemas.openxmlformats.org/drawingml/2006/picture">
+                <pic:pic xmlns:pic="http://schemas.openxmlformats.org/drawingml/2006/picture">
+                  <pic:nvPicPr>
+                    <pic:cNvPr id="125570948" name=""/>
+                    <pic:cNvPicPr/>
+                  </pic:nvPicPr>
+                  <pic:blipFill>
+                    <a:blip r:embed="rId15"/>
+                    <a:stretch>
+                      <a:fillRect/>
+                    </a:stretch>
+                  </pic:blipFill>
+                  <pic:spPr>
+                    <a:xfrm>
+                      <a:off x="0" y="0"/>
+                      <a:ext cx="4621289" cy="4602035"/>
+                    </a:xfrm>
+                    <a:prstGeom prst="rect">
+                      <a:avLst/>
+                    </a:prstGeom>
+                  </pic:spPr>
+                </pic:pic>
+              </a:graphicData>
+            </a:graphic>
+          </wp:inline>
+        </w:drawing>
+      </w:r>
+    </w:p>
+    <w:p>
+      <w:pPr>
+        <w:spacing w:before="100"/>
+      </w:pPr>
+    </w:p>
+    <w:p>
+      <w:pPr>
+        <w:spacing w:before="100"/>
+      </w:pPr>
+    </w:p>
+    <w:p>
+      <w:pPr>
+        <w:pStyle w:val="Heading2"/>
+      </w:pPr>
+      <w:bookmarkStart w:id="15" w:name="_Toc226247952"/>
+      <w:proofErr w:type="gramStart"/>
+      <w:r>
+        <w:t>6.2  Sample</w:t>
+      </w:r>
+      <w:proofErr w:type="gramEnd"/>
+      <w:r>
+        <w:t xml:space="preserve"> Deallocation &amp; Coalesce Trace</w:t>
+      </w:r>
+      <w:bookmarkEnd w:id="15"/>
+    </w:p>
+    <w:p>
+      <w:pPr>
+        <w:shd w:val="clear" w:color="auto" w:fill="1E1E2E"/>
+      </w:pPr>
+      <w:r>
+        <w:rPr>
+          <w:rFonts w:ascii="Courier New" w:eastAsia="Courier New" w:hAnsi="Courier New" w:cs="Courier New"/>
+          <w:color w:val="CDD6F4"/>
+          <w:sz w:val="18"/>
+          <w:szCs w:val="18"/>
+        </w:rPr>
+        <w:t xml:space="preserve"> DEALLOCATED Process P3 released Chunk2 (120 KB).</w:t>
+      </w:r>
+    </w:p>
+    <w:p>
+      <w:pPr>
+        <w:shd w:val="clear" w:color="auto" w:fill="1E1E2E"/>
+      </w:pPr>
+      <w:r>
+        <w:rPr>
+          <w:rFonts w:ascii="Courier New" w:eastAsia="Courier New" w:hAnsi="Courier New" w:cs="Courier New"/>
+          <w:color w:val="CDD6F4"/>
+          <w:sz w:val="18"/>
+          <w:szCs w:val="18"/>
+        </w:rPr>
+        <w:t xml:space="preserve">  -&gt; MERGE Coalescing Chunk2 with adjacent right chunk 3</w:t>
+      </w:r>
+    </w:p>
+    <w:p>
+      <w:pPr>
+        <w:shd w:val="clear" w:color="auto" w:fill="1E1E2E"/>
+      </w:pPr>
+      <w:r>
+        <w:rPr>
+          <w:rFonts w:ascii="Courier New" w:eastAsia="Courier New" w:hAnsi="Courier New" w:cs="Courier New"/>
+          <w:color w:val="CDD6F4"/>
+          <w:sz w:val="18"/>
+          <w:szCs w:val="18"/>
+        </w:rPr>
+        <w:t xml:space="preserve">  ↑ BLK 2 (120 KB, FREE) + BLK 3 (200 KB, FREE) → merged BLK 2 (320 KB)</w:t>
+      </w:r>
+    </w:p>
+    <w:p>
+      <w:pPr>
+        <w:shd w:val="clear" w:color="auto" w:fill="1E1E2E"/>
+      </w:pPr>
+      <w:r>
+        <w:rPr>
+          <w:rFonts w:ascii="Courier New" w:eastAsia="Courier New" w:hAnsi="Courier New" w:cs="Courier New"/>
+          <w:color w:val="CDD6F4"/>
+          <w:sz w:val="18"/>
+          <w:szCs w:val="18"/>
+        </w:rPr>
+        <w:t xml:space="preserve"> </w:t>
+      </w:r>
+    </w:p>
+    <w:p>
+      <w:pPr>
+        <w:shd w:val="clear" w:color="auto" w:fill="1E1E2E"/>
+      </w:pPr>
+      <w:r>
+        <w:rPr>
+          <w:rFonts w:ascii="Courier New" w:eastAsia="Courier New" w:hAnsi="Courier New" w:cs="Courier New"/>
+          <w:color w:val="CDD6F4"/>
+          <w:sz w:val="18"/>
+          <w:szCs w:val="18"/>
+        </w:rPr>
+        <w:t xml:space="preserve"> DEALLOCATED Process P5 released Chunk4 (30 KB).</w:t>
+      </w:r>
+    </w:p>
+    <w:p>
+      <w:pPr>
+        <w:shd w:val="clear" w:color="auto" w:fill="1E1E2E"/>
+      </w:pPr>
+      <w:r>
+        <w:rPr>
+          <w:rFonts w:ascii="Courier New" w:eastAsia="Courier New" w:hAnsi="Courier New" w:cs="Courier New"/>
+          <w:color w:val="CDD6F4"/>
+          <w:sz w:val="18"/>
+          <w:szCs w:val="18"/>
+        </w:rPr>
+        <w:t xml:space="preserve">  -&gt; MERGE Coalescing Left Chunk3 with chunk 4</w:t>
+      </w:r>
+    </w:p>
+    <w:p>
+      <w:pPr>
+        <w:shd w:val="clear" w:color="auto" w:fill="1E1E2E"/>
+      </w:pPr>
+      <w:r>
+        <w:rPr>
+          <w:rFonts w:ascii="Courier New" w:eastAsia="Courier New" w:hAnsi="Courier New" w:cs="Courier New"/>
+          <w:color w:val="CDD6F4"/>
+          <w:sz w:val="18"/>
+          <w:szCs w:val="18"/>
+        </w:rPr>
+        <w:t xml:space="preserve">  ↑ Left neighbour BLK 3 also </w:t>
+      </w:r>
+      <w:proofErr w:type="gramStart"/>
+      <w:r>
+        <w:rPr>
+          <w:rFonts w:ascii="Courier New" w:eastAsia="Courier New" w:hAnsi="Courier New" w:cs="Courier New"/>
+          <w:color w:val="CDD6F4"/>
+          <w:sz w:val="18"/>
+          <w:szCs w:val="18"/>
+        </w:rPr>
+        <w:t xml:space="preserve">free </w:t>
+      </w:r>
+      <w:r>
+        <w:rPr>
+          <w:rFonts w:ascii="Courier New" w:eastAsia="Courier New" w:hAnsi="Courier New" w:cs="Courier New"/>
+          <w:color w:val="CDD6F4"/>
+          <w:sz w:val="18"/>
+          <w:szCs w:val="18"/>
+        </w:rPr>
+        <w:t>:</w:t>
+      </w:r>
+      <w:proofErr w:type="gramEnd"/>
+      <w:r>
+        <w:rPr>
+          <w:rFonts w:ascii="Courier New" w:eastAsia="Courier New" w:hAnsi="Courier New" w:cs="Courier New"/>
+          <w:color w:val="CDD6F4"/>
+          <w:sz w:val="18"/>
+          <w:szCs w:val="18"/>
+        </w:rPr>
+        <w:t xml:space="preserve"> three-way merge into 400 KB bloc</w:t>
+      </w:r>
+      <w:r>
+        <w:rPr>
+          <w:rFonts w:ascii="Courier New" w:eastAsia="Courier New" w:hAnsi="Courier New" w:cs="Courier New"/>
+          <w:color w:val="CDD6F4"/>
+          <w:sz w:val="18"/>
+          <w:szCs w:val="18"/>
+        </w:rPr>
+        <w:t>k</w:t>
+      </w:r>
+    </w:p>
+    <w:p>
+      <w:pPr>
+        <w:pStyle w:val="Heading1"/>
+        <w:pBdr>
+          <w:bottom w:val="single" w:sz="6" w:space="4" w:color="2E75B6"/>
+        </w:pBdr>
+      </w:pPr>
       <w:bookmarkStart w:id="16" w:name="_Toc226247953"/>
       <w:r>
-        <w:lastRenderedPageBreak/>
         <w:t>7. Fragmentation Analysis</w:t>
       </w:r>
       <w:bookmarkEnd w:id="16"/>
@@ -10263,12 +10326,6 @@
         <w:gridCol w:w="1840"/>
       </w:tblGrid>
       <w:tr>
-        <w:tblPrEx>
-          <w:tblCellMar>
-            <w:top w:w="0" w:type="dxa"/>
-            <w:bottom w:w="0" w:type="dxa"/>
-          </w:tblCellMar>
-        </w:tblPrEx>
         <w:tc>
           <w:tcPr>
             <w:tcW w:w="2000" w:type="dxa"/>
@@ -10431,12 +10488,6 @@
         </w:tc>
       </w:tr>
       <w:tr>
-        <w:tblPrEx>
-          <w:tblCellMar>
-            <w:top w:w="0" w:type="dxa"/>
-            <w:bottom w:w="0" w:type="dxa"/>
-          </w:tblCellMar>
-        </w:tblPrEx>
         <w:tc>
           <w:tcPr>
             <w:tcW w:w="2000" w:type="dxa"/>
@@ -10597,12 +10648,6 @@
         </w:tc>
       </w:tr>
       <w:tr>
-        <w:tblPrEx>
-          <w:tblCellMar>
-            <w:top w:w="0" w:type="dxa"/>
-            <w:bottom w:w="0" w:type="dxa"/>
-          </w:tblCellMar>
-        </w:tblPrEx>
         <w:tc>
           <w:tcPr>
             <w:tcW w:w="2000" w:type="dxa"/>
@@ -10763,12 +10808,6 @@
         </w:tc>
       </w:tr>
       <w:tr>
-        <w:tblPrEx>
-          <w:tblCellMar>
-            <w:top w:w="0" w:type="dxa"/>
-            <w:bottom w:w="0" w:type="dxa"/>
-          </w:tblCellMar>
-        </w:tblPrEx>
         <w:tc>
           <w:tcPr>
             <w:tcW w:w="2000" w:type="dxa"/>
@@ -10929,12 +10968,6 @@
         </w:tc>
       </w:tr>
       <w:tr>
-        <w:tblPrEx>
-          <w:tblCellMar>
-            <w:top w:w="0" w:type="dxa"/>
-            <w:bottom w:w="0" w:type="dxa"/>
-          </w:tblCellMar>
-        </w:tblPrEx>
         <w:tc>
           <w:tcPr>
             <w:tcW w:w="2000" w:type="dxa"/>
@@ -11095,12 +11128,6 @@
         </w:tc>
       </w:tr>
       <w:tr>
-        <w:tblPrEx>
-          <w:tblCellMar>
-            <w:top w:w="0" w:type="dxa"/>
-            <w:bottom w:w="0" w:type="dxa"/>
-          </w:tblCellMar>
-        </w:tblPrEx>
         <w:tc>
           <w:tcPr>
             <w:tcW w:w="2000" w:type="dxa"/>
@@ -11408,12 +11435,6 @@
         <w:gridCol w:w="1360"/>
       </w:tblGrid>
       <w:tr>
-        <w:tblPrEx>
-          <w:tblCellMar>
-            <w:top w:w="0" w:type="dxa"/>
-            <w:bottom w:w="0" w:type="dxa"/>
-          </w:tblCellMar>
-        </w:tblPrEx>
         <w:tc>
           <w:tcPr>
             <w:tcW w:w="1600" w:type="dxa"/>
@@ -11608,12 +11629,6 @@
         </w:tc>
       </w:tr>
       <w:tr>
-        <w:tblPrEx>
-          <w:tblCellMar>
-            <w:top w:w="0" w:type="dxa"/>
-            <w:bottom w:w="0" w:type="dxa"/>
-          </w:tblCellMar>
-        </w:tblPrEx>
         <w:tc>
           <w:tcPr>
             <w:tcW w:w="1600" w:type="dxa"/>
@@ -11861,12 +11876,6 @@
         </w:tc>
       </w:tr>
       <w:tr>
-        <w:tblPrEx>
-          <w:tblCellMar>
-            <w:top w:w="0" w:type="dxa"/>
-            <w:bottom w:w="0" w:type="dxa"/>
-          </w:tblCellMar>
-        </w:tblPrEx>
         <w:tc>
           <w:tcPr>
             <w:tcW w:w="1600" w:type="dxa"/>
@@ -12091,12 +12100,6 @@
         </w:tc>
       </w:tr>
       <w:tr>
-        <w:tblPrEx>
-          <w:tblCellMar>
-            <w:top w:w="0" w:type="dxa"/>
-            <w:bottom w:w="0" w:type="dxa"/>
-          </w:tblCellMar>
-        </w:tblPrEx>
         <w:tc>
           <w:tcPr>
             <w:tcW w:w="1600" w:type="dxa"/>
@@ -12273,12 +12276,6 @@
         </w:tc>
       </w:tr>
       <w:tr>
-        <w:tblPrEx>
-          <w:tblCellMar>
-            <w:top w:w="0" w:type="dxa"/>
-            <w:bottom w:w="0" w:type="dxa"/>
-          </w:tblCellMar>
-        </w:tblPrEx>
         <w:tc>
           <w:tcPr>
             <w:tcW w:w="1600" w:type="dxa"/>
@@ -12455,12 +12452,6 @@
         </w:tc>
       </w:tr>
       <w:tr>
-        <w:tblPrEx>
-          <w:tblCellMar>
-            <w:top w:w="0" w:type="dxa"/>
-            <w:bottom w:w="0" w:type="dxa"/>
-          </w:tblCellMar>
-        </w:tblPrEx>
         <w:tc>
           <w:tcPr>
             <w:tcW w:w="1600" w:type="dxa"/>
@@ -12637,12 +12628,6 @@
         </w:tc>
       </w:tr>
       <w:tr>
-        <w:tblPrEx>
-          <w:tblCellMar>
-            <w:top w:w="0" w:type="dxa"/>
-            <w:bottom w:w="0" w:type="dxa"/>
-          </w:tblCellMar>
-        </w:tblPrEx>
         <w:tc>
           <w:tcPr>
             <w:tcW w:w="1600" w:type="dxa"/>
@@ -12819,12 +12804,6 @@
         </w:tc>
       </w:tr>
       <w:tr>
-        <w:tblPrEx>
-          <w:tblCellMar>
-            <w:top w:w="0" w:type="dxa"/>
-            <w:bottom w:w="0" w:type="dxa"/>
-          </w:tblCellMar>
-        </w:tblPrEx>
         <w:tc>
           <w:tcPr>
             <w:tcW w:w="1600" w:type="dxa"/>
@@ -13272,12 +13251,6 @@
         <w:gridCol w:w="9360"/>
       </w:tblGrid>
       <w:tr>
-        <w:tblPrEx>
-          <w:tblCellMar>
-            <w:top w:w="0" w:type="dxa"/>
-            <w:bottom w:w="0" w:type="dxa"/>
-          </w:tblCellMar>
-        </w:tblPrEx>
         <w:tc>
           <w:tcPr>
             <w:tcW w:w="9360" w:type="dxa"/>
@@ -13326,7 +13299,7 @@
     </w:tbl>
     <w:p/>
     <w:sectPr>
-      <w:footerReference w:type="default" r:id="rId15"/>
+      <w:footerReference w:type="default" r:id="rId16"/>
       <w:pgSz w:w="12240" w:h="15840"/>
       <w:pgMar w:top="1080" w:right="1080" w:bottom="1080" w:left="1080" w:header="708" w:footer="708" w:gutter="0"/>
       <w:cols w:space="720"/>
